--- a/assets/cv/Word/cv_darryll_joseph_data_scientist_ai_engineer.docx
+++ b/assets/cv/Word/cv_darryll_joseph_data_scientist_ai_engineer.docx
@@ -57,8 +57,86 @@
               <w:rPr>
                 <w:color w:val="333333"/>
               </w:rPr>
-              <w:t>07 58 83 92 14 • jos.darryll@gmail.com • Avenue Carnot, 94230 Cachan • LinkedIn • Portfolio</w:t>
+              <w:t xml:space="preserve">07 58 83 92 14 </w:t>
             </w:r>
+            <w:r>
+              <w:rPr>
+                <w:color w:val="333333"/>
+              </w:rPr>
+              <w:t xml:space="preserve">  </w:t>
+            </w:r>
+            <w:r>
+              <w:rPr>
+                <w:color w:val="333333"/>
+              </w:rPr>
+              <w:t xml:space="preserve">• </w:t>
+            </w:r>
+            <w:hyperlink r:id="rId6" w:history="1">
+              <w:r>
+                <w:rPr>
+                  <w:rStyle w:val="Lienhypertexte"/>
+                </w:rPr>
+                <w:t>jos.darryll@gmail.com</w:t>
+              </w:r>
+            </w:hyperlink>
+            <w:r>
+              <w:rPr>
+                <w:color w:val="333333"/>
+              </w:rPr>
+              <w:t xml:space="preserve">  </w:t>
+            </w:r>
+            <w:r>
+              <w:rPr>
+                <w:color w:val="333333"/>
+              </w:rPr>
+              <w:t xml:space="preserve"> • Avenue Carnot, 94230 Cachan</w:t>
+            </w:r>
+            <w:r>
+              <w:rPr>
+                <w:color w:val="333333"/>
+              </w:rPr>
+              <w:t xml:space="preserve">  </w:t>
+            </w:r>
+            <w:r>
+              <w:rPr>
+                <w:color w:val="333333"/>
+              </w:rPr>
+              <w:t xml:space="preserve"> • </w:t>
+            </w:r>
+            <w:hyperlink r:id="rId7" w:history="1">
+              <w:r>
+                <w:rPr>
+                  <w:rStyle w:val="Lienhypertexte"/>
+                </w:rPr>
+                <w:t>LinkedIn</w:t>
+              </w:r>
+            </w:hyperlink>
+            <w:r>
+              <w:rPr>
+                <w:color w:val="333333"/>
+              </w:rPr>
+              <w:t xml:space="preserve"> </w:t>
+            </w:r>
+            <w:r>
+              <w:rPr>
+                <w:color w:val="333333"/>
+              </w:rPr>
+              <w:t xml:space="preserve">  </w:t>
+            </w:r>
+            <w:r>
+              <w:rPr>
+                <w:color w:val="333333"/>
+              </w:rPr>
+              <w:t xml:space="preserve">• </w:t>
+            </w:r>
+            <w:hyperlink r:id="rId8" w:history="1">
+              <w:r>
+                <w:rPr>
+                  <w:rStyle w:val="Lienhypertexte"/>
+                </w:rPr>
+                <w:t>Portfolio</w:t>
+              </w:r>
+            </w:hyperlink>
           </w:p>
         </w:tc>
         <w:tc>
@@ -75,84 +153,6 @@
             <w:pPr>
               <w:jc w:val="right"/>
             </w:pPr>
-            <w:r>
-              <w:rPr>
-                <w:noProof/>
-              </w:rPr>
-              <w:drawing>
-                <wp:anchor distT="0" distB="0" distL="114300" distR="114300" simplePos="0" relativeHeight="251658240" behindDoc="1" locked="0" layoutInCell="1" allowOverlap="1" wp14:anchorId="64E60E2C" wp14:editId="02349CA8">
-                  <wp:simplePos x="0" y="0"/>
-                  <wp:positionH relativeFrom="column">
-                    <wp:posOffset>-85090</wp:posOffset>
-                  </wp:positionH>
-                  <wp:positionV relativeFrom="paragraph">
-                    <wp:posOffset>-2541</wp:posOffset>
-                  </wp:positionV>
-                  <wp:extent cx="809625" cy="809625"/>
-                  <wp:effectExtent l="133350" t="57150" r="123825" b="752475"/>
-                  <wp:wrapNone/>
-                  <wp:docPr id="1" name="Picture 1"/>
-                  <wp:cNvGraphicFramePr>
-                    <a:graphicFrameLocks xmlns:a="http://schemas.openxmlformats.org/drawingml/2006/main" noChangeAspect="1"/>
-                  </wp:cNvGraphicFramePr>
-                  <a:graphic xmlns:a="http://schemas.openxmlformats.org/drawingml/2006/main">
-                    <a:graphicData uri="http://schemas.openxmlformats.org/drawingml/2006/picture">
-                      <pic:pic xmlns:pic="http://schemas.openxmlformats.org/drawingml/2006/picture">
-                        <pic:nvPicPr>
-                          <pic:cNvPr id="0" name="profile-photo.png"/>
-                          <pic:cNvPicPr/>
-                        </pic:nvPicPr>
-                        <pic:blipFill>
-                          <a:blip r:embed="rId6"/>
-                          <a:stretch>
-                            <a:fillRect/>
-                          </a:stretch>
-                        </pic:blipFill>
-                        <pic:spPr>
-                          <a:xfrm>
-                            <a:off x="0" y="0"/>
-                            <a:ext cx="809998" cy="809998"/>
-                          </a:xfrm>
-                          <a:prstGeom prst="ellipse">
-                            <a:avLst/>
-                          </a:prstGeom>
-                          <a:ln w="3175" cap="rnd">
-                            <a:solidFill>
-                              <a:schemeClr val="tx2"/>
-                            </a:solidFill>
-                          </a:ln>
-                          <a:effectLst>
-                            <a:outerShdw blurRad="381000" dist="292100" dir="5400000" sx="-80000" sy="-18000" rotWithShape="0">
-                              <a:srgbClr val="000000">
-                                <a:alpha val="22000"/>
-                              </a:srgbClr>
-                            </a:outerShdw>
-                          </a:effectLst>
-                          <a:scene3d>
-                            <a:camera prst="orthographicFront"/>
-                            <a:lightRig rig="contrasting" dir="t">
-                              <a:rot lat="0" lon="0" rev="3000000"/>
-                            </a:lightRig>
-                          </a:scene3d>
-                          <a:sp3d contourW="7620">
-                            <a:bevelT w="95250" h="31750"/>
-                            <a:contourClr>
-                              <a:srgbClr val="333333"/>
-                            </a:contourClr>
-                          </a:sp3d>
-                        </pic:spPr>
-                      </pic:pic>
-                    </a:graphicData>
-                  </a:graphic>
-                  <wp14:sizeRelH relativeFrom="page">
-                    <wp14:pctWidth>0</wp14:pctWidth>
-                  </wp14:sizeRelH>
-                  <wp14:sizeRelV relativeFrom="page">
-                    <wp14:pctHeight>0</wp14:pctHeight>
-                  </wp14:sizeRelV>
-                </wp:anchor>
-              </w:drawing>
-            </w:r>
           </w:p>
         </w:tc>
       </w:tr>
@@ -161,25 +161,97 @@
       <w:pPr>
         <w:spacing w:before="60" w:after="0" w:line="240" w:lineRule="auto"/>
       </w:pPr>
+      <w:r>
+        <w:rPr>
+          <w:noProof/>
+        </w:rPr>
+        <w:drawing>
+          <wp:anchor distT="0" distB="0" distL="114300" distR="114300" simplePos="0" relativeHeight="251660800" behindDoc="1" locked="0" layoutInCell="1" allowOverlap="1" wp14:anchorId="64E60E2C" wp14:editId="0DF24911">
+            <wp:simplePos x="0" y="0"/>
+            <wp:positionH relativeFrom="column">
+              <wp:posOffset>5609590</wp:posOffset>
+            </wp:positionH>
+            <wp:positionV relativeFrom="paragraph">
+              <wp:posOffset>-734533</wp:posOffset>
+            </wp:positionV>
+            <wp:extent cx="857250" cy="857250"/>
+            <wp:effectExtent l="133350" t="57150" r="152400" b="762000"/>
+            <wp:wrapNone/>
+            <wp:docPr id="1" name="Picture 1"/>
+            <wp:cNvGraphicFramePr>
+              <a:graphicFrameLocks xmlns:a="http://schemas.openxmlformats.org/drawingml/2006/main" noChangeAspect="1"/>
+            </wp:cNvGraphicFramePr>
+            <a:graphic xmlns:a="http://schemas.openxmlformats.org/drawingml/2006/main">
+              <a:graphicData uri="http://schemas.openxmlformats.org/drawingml/2006/picture">
+                <pic:pic xmlns:pic="http://schemas.openxmlformats.org/drawingml/2006/picture">
+                  <pic:nvPicPr>
+                    <pic:cNvPr id="0" name="profile-photo.png"/>
+                    <pic:cNvPicPr/>
+                  </pic:nvPicPr>
+                  <pic:blipFill>
+                    <a:blip r:embed="rId9"/>
+                    <a:stretch>
+                      <a:fillRect/>
+                    </a:stretch>
+                  </pic:blipFill>
+                  <pic:spPr>
+                    <a:xfrm>
+                      <a:off x="0" y="0"/>
+                      <a:ext cx="857250" cy="857250"/>
+                    </a:xfrm>
+                    <a:prstGeom prst="ellipse">
+                      <a:avLst/>
+                    </a:prstGeom>
+                    <a:ln w="3175" cap="rnd">
+                      <a:solidFill>
+                        <a:schemeClr val="tx2"/>
+                      </a:solidFill>
+                    </a:ln>
+                    <a:effectLst>
+                      <a:outerShdw blurRad="381000" dist="292100" dir="5400000" sx="-80000" sy="-18000" rotWithShape="0">
+                        <a:srgbClr val="000000">
+                          <a:alpha val="22000"/>
+                        </a:srgbClr>
+                      </a:outerShdw>
+                    </a:effectLst>
+                    <a:scene3d>
+                      <a:camera prst="orthographicFront"/>
+                      <a:lightRig rig="contrasting" dir="t">
+                        <a:rot lat="0" lon="0" rev="3000000"/>
+                      </a:lightRig>
+                    </a:scene3d>
+                    <a:sp3d contourW="7620">
+                      <a:bevelT w="95250" h="31750"/>
+                      <a:contourClr>
+                        <a:srgbClr val="333333"/>
+                      </a:contourClr>
+                    </a:sp3d>
+                  </pic:spPr>
+                </pic:pic>
+              </a:graphicData>
+            </a:graphic>
+            <wp14:sizeRelH relativeFrom="page">
+              <wp14:pctWidth>0</wp14:pctWidth>
+            </wp14:sizeRelH>
+            <wp14:sizeRelV relativeFrom="page">
+              <wp14:pctHeight>0</wp14:pctHeight>
+            </wp14:sizeRelV>
+          </wp:anchor>
+        </w:drawing>
+      </w:r>
     </w:p>
     <w:p>
       <w:pPr>
-        <w:spacing w:before="60" w:after="20"/>
-        <w:rPr>
-          <w:sz w:val="18"/>
-          <w:szCs w:val="18"/>
-        </w:rPr>
-      </w:pPr>
-      <w:r>
+        <w:pBdr>
+          <w:bottom w:val="single" w:sz="6" w:space="1" w:color="1F4E79"/>
+        </w:pBdr>
+        <w:spacing w:before="60" w:after="20" w:line="240" w:lineRule="auto"/>
         <w:rPr>
           <w:b/>
-          <w:bCs/>
           <w:color w:val="1F4E79"/>
           <w:sz w:val="23"/>
-          <w:szCs w:val="23"/>
-        </w:rPr>
-        <w:t xml:space="preserve">• </w:t>
-      </w:r>
+        </w:rPr>
+      </w:pPr>
       <w:r>
         <w:rPr>
           <w:b/>
@@ -193,18 +265,81 @@
       <w:pPr>
         <w:spacing w:after="60" w:line="240" w:lineRule="auto"/>
         <w:rPr>
-          <w:sz w:val="18"/>
-          <w:szCs w:val="18"/>
+          <w:color w:val="1A1A1A"/>
+          <w:sz w:val="18"/>
+          <w:szCs w:val="18"/>
+          <w:lang w:val="fr-FR"/>
         </w:rPr>
       </w:pPr>
       <w:r>
         <w:rPr>
+          <w:b/>
+          <w:bCs/>
           <w:color w:val="1A1A1A"/>
           <w:sz w:val="18"/>
           <w:szCs w:val="18"/>
-        </w:rPr>
-        <w:t>Data Scientist | AI Engineer diplômé d'un Bac+5 en Data Engineering &amp; Intelligence Artificielle, avec plus de 3 ans d'expérience dans le développement de solutions Data et IA. Je conçois et déploie des modèles de Machine Learning, des applications basées sur les LLM et des architectures de données modernes, en m'appuyant sur les technologies Cloud. Certifié Microsoft Power BI (PL-300), j'interviens sur l'ensemble du cycle de vie des projets, de l'ingénierie des données à l'industrialisation des modèles d'IA.</w:t>
+          <w:lang w:val="fr-FR"/>
+        </w:rPr>
+        <w:t>Data Scientist | AI Engineer</w:t>
       </w:r>
+      <w:r>
+        <w:rPr>
+          <w:color w:val="1A1A1A"/>
+          <w:sz w:val="18"/>
+          <w:szCs w:val="18"/>
+          <w:lang w:val="fr-FR"/>
+        </w:rPr>
+        <w:t xml:space="preserve"> diplômé d’un Bac+5 en Data Engineering &amp; Intelligence Artificielle, avec plus de 3 ans d’expérience dans le développement de solutions Data et IA. Je conçois des solutions de </w:t>
+      </w:r>
+      <w:r>
+        <w:rPr>
+          <w:b/>
+          <w:bCs/>
+          <w:color w:val="1A1A1A"/>
+          <w:sz w:val="18"/>
+          <w:szCs w:val="18"/>
+          <w:lang w:val="fr-FR"/>
+        </w:rPr>
+        <w:t>Machine Learning, LLM et Cloud</w:t>
+      </w:r>
+      <w:r>
+        <w:rPr>
+          <w:color w:val="1A1A1A"/>
+          <w:sz w:val="18"/>
+          <w:szCs w:val="18"/>
+          <w:lang w:val="fr-FR"/>
+        </w:rPr>
+        <w:t xml:space="preserve">, de la donnée jusqu’à l’industrialisation. Curieux, pragmatique et persévérant, j’aime relever des problématiques complexes et les transformer en solutions concrètes. </w:t>
+      </w:r>
+      <w:r>
+        <w:rPr>
+          <w:b/>
+          <w:bCs/>
+          <w:color w:val="1A1A1A"/>
+          <w:sz w:val="18"/>
+          <w:szCs w:val="18"/>
+          <w:lang w:val="fr-FR"/>
+        </w:rPr>
+        <w:t>À la recherche d’un CDI</w:t>
+      </w:r>
+      <w:r>
+        <w:rPr>
+          <w:color w:val="1A1A1A"/>
+          <w:sz w:val="18"/>
+          <w:szCs w:val="18"/>
+          <w:lang w:val="fr-FR"/>
+        </w:rPr>
+        <w:t xml:space="preserve"> dans l’IA et la Data.</w:t>
+      </w:r>
+    </w:p>
+    <w:p>
+      <w:pPr>
+        <w:spacing w:after="60" w:line="240" w:lineRule="auto"/>
+        <w:rPr>
+          <w:sz w:val="18"/>
+          <w:szCs w:val="18"/>
+        </w:rPr>
+      </w:pPr>
     </w:p>
     <w:p>
       <w:pPr>
@@ -582,25 +717,7 @@
           <w:sz w:val="18"/>
           <w:szCs w:val="18"/>
         </w:rPr>
-        <w:t xml:space="preserve">•  Conception </w:t>
-      </w:r>
-      <w:proofErr w:type="spellStart"/>
-      <w:r>
-        <w:rPr>
-          <w:color w:val="1A1A1A"/>
-          <w:sz w:val="18"/>
-          <w:szCs w:val="18"/>
-        </w:rPr>
-        <w:t>d'une</w:t>
-      </w:r>
-      <w:proofErr w:type="spellEnd"/>
-      <w:r>
-        <w:rPr>
-          <w:color w:val="1A1A1A"/>
-          <w:sz w:val="18"/>
-          <w:szCs w:val="18"/>
-        </w:rPr>
-        <w:t xml:space="preserve"> architecture d'intégration favorisant la fiabilité et la disponibilité des données.</w:t>
+        <w:t>•  Conception d'une architecture d'intégration favorisant la fiabilité et la disponibilité des données.</w:t>
       </w:r>
     </w:p>
     <w:p>
@@ -939,7 +1056,6 @@
           <w:szCs w:val="18"/>
         </w:rPr>
       </w:pPr>
-      <w:proofErr w:type="gramStart"/>
       <w:r>
         <w:rPr>
           <w:b/>
@@ -947,17 +1063,7 @@
           <w:sz w:val="18"/>
           <w:szCs w:val="18"/>
         </w:rPr>
-        <w:t>Langages :</w:t>
-      </w:r>
-      <w:proofErr w:type="gramEnd"/>
-      <w:r>
-        <w:rPr>
-          <w:b/>
-          <w:color w:val="1A1A1A"/>
-          <w:sz w:val="18"/>
-          <w:szCs w:val="18"/>
-        </w:rPr>
-        <w:t xml:space="preserve"> </w:t>
+        <w:t xml:space="preserve">Langages : </w:t>
       </w:r>
       <w:r>
         <w:rPr>
@@ -983,27 +1089,7 @@
           <w:sz w:val="18"/>
           <w:szCs w:val="18"/>
         </w:rPr>
-        <w:t xml:space="preserve">Data Science &amp; Machine </w:t>
-      </w:r>
-      <w:proofErr w:type="gramStart"/>
-      <w:r>
-        <w:rPr>
-          <w:b/>
-          <w:color w:val="1A1A1A"/>
-          <w:sz w:val="18"/>
-          <w:szCs w:val="18"/>
-        </w:rPr>
-        <w:t>Learning :</w:t>
-      </w:r>
-      <w:proofErr w:type="gramEnd"/>
-      <w:r>
-        <w:rPr>
-          <w:b/>
-          <w:color w:val="1A1A1A"/>
-          <w:sz w:val="18"/>
-          <w:szCs w:val="18"/>
-        </w:rPr>
-        <w:t xml:space="preserve"> </w:t>
+        <w:t xml:space="preserve">Data Science &amp; Machine Learning : </w:t>
       </w:r>
       <w:r>
         <w:rPr>
@@ -1029,27 +1115,7 @@
           <w:sz w:val="18"/>
           <w:szCs w:val="18"/>
         </w:rPr>
-        <w:t xml:space="preserve">Intelligence Artificielle </w:t>
-      </w:r>
-      <w:proofErr w:type="gramStart"/>
-      <w:r>
-        <w:rPr>
-          <w:b/>
-          <w:color w:val="1A1A1A"/>
-          <w:sz w:val="18"/>
-          <w:szCs w:val="18"/>
-        </w:rPr>
-        <w:t>Générative :</w:t>
-      </w:r>
-      <w:proofErr w:type="gramEnd"/>
-      <w:r>
-        <w:rPr>
-          <w:b/>
-          <w:color w:val="1A1A1A"/>
-          <w:sz w:val="18"/>
-          <w:szCs w:val="18"/>
-        </w:rPr>
-        <w:t xml:space="preserve"> </w:t>
+        <w:t xml:space="preserve">Intelligence Artificielle Générative : </w:t>
       </w:r>
       <w:r>
         <w:rPr>
@@ -1075,73 +1141,7 @@
           <w:sz w:val="18"/>
           <w:szCs w:val="18"/>
         </w:rPr>
-        <w:t xml:space="preserve">Data </w:t>
-      </w:r>
-      <w:proofErr w:type="gramStart"/>
-      <w:r>
-        <w:rPr>
-          <w:b/>
-          <w:color w:val="1A1A1A"/>
-          <w:sz w:val="18"/>
-          <w:szCs w:val="18"/>
-        </w:rPr>
-        <w:t>Engineering :</w:t>
-      </w:r>
-      <w:proofErr w:type="gramEnd"/>
-      <w:r>
-        <w:rPr>
-          <w:b/>
-          <w:color w:val="1A1A1A"/>
-          <w:sz w:val="18"/>
-          <w:szCs w:val="18"/>
-        </w:rPr>
-        <w:t xml:space="preserve"> </w:t>
-      </w:r>
-      <w:r>
-        <w:rPr>
-          <w:color w:val="1A1A1A"/>
-          <w:sz w:val="18"/>
-          <w:szCs w:val="18"/>
-        </w:rPr>
-        <w:t>ETL/ELT, Apache Spark (PySpark), Databricks, APIs REST, Modélisation dimensionnelle</w:t>
-      </w:r>
-    </w:p>
-    <w:p>
-      <w:pPr>
-        <w:spacing w:after="60" w:line="240" w:lineRule="auto"/>
-        <w:rPr>
-          <w:sz w:val="18"/>
-          <w:szCs w:val="18"/>
-        </w:rPr>
-      </w:pPr>
-      <w:r>
-        <w:rPr>
-          <w:b/>
-          <w:color w:val="1A1A1A"/>
-          <w:sz w:val="18"/>
-          <w:szCs w:val="18"/>
-        </w:rPr>
-        <w:t xml:space="preserve">Cloud &amp; </w:t>
-      </w:r>
-      <w:proofErr w:type="gramStart"/>
-      <w:r>
-        <w:rPr>
-          <w:b/>
-          <w:color w:val="1A1A1A"/>
-          <w:sz w:val="18"/>
-          <w:szCs w:val="18"/>
-        </w:rPr>
-        <w:t>MLOps :</w:t>
-      </w:r>
-      <w:proofErr w:type="gramEnd"/>
-      <w:r>
-        <w:rPr>
-          <w:b/>
-          <w:color w:val="1A1A1A"/>
-          <w:sz w:val="18"/>
-          <w:szCs w:val="18"/>
-        </w:rPr>
-        <w:t xml:space="preserve"> </w:t>
+        <w:t xml:space="preserve">Cloud &amp; MLOps : </w:t>
       </w:r>
       <w:r>
         <w:rPr>
@@ -1156,6 +1156,7 @@
       <w:pPr>
         <w:spacing w:after="60" w:line="240" w:lineRule="auto"/>
         <w:rPr>
+          <w:color w:val="1A1A1A"/>
           <w:sz w:val="18"/>
           <w:szCs w:val="18"/>
         </w:rPr>
@@ -1167,27 +1168,7 @@
           <w:sz w:val="18"/>
           <w:szCs w:val="18"/>
         </w:rPr>
-        <w:t xml:space="preserve">Data Apps &amp; </w:t>
-      </w:r>
-      <w:proofErr w:type="gramStart"/>
-      <w:r>
-        <w:rPr>
-          <w:b/>
-          <w:color w:val="1A1A1A"/>
-          <w:sz w:val="18"/>
-          <w:szCs w:val="18"/>
-        </w:rPr>
-        <w:t>Prototypage :</w:t>
-      </w:r>
-      <w:proofErr w:type="gramEnd"/>
-      <w:r>
-        <w:rPr>
-          <w:b/>
-          <w:color w:val="1A1A1A"/>
-          <w:sz w:val="18"/>
-          <w:szCs w:val="18"/>
-        </w:rPr>
-        <w:t xml:space="preserve"> </w:t>
+        <w:t xml:space="preserve">Data Apps &amp; Prototypage : </w:t>
       </w:r>
       <w:r>
         <w:rPr>
@@ -1200,6 +1181,254 @@
     </w:p>
     <w:p>
       <w:pPr>
+        <w:spacing w:after="60" w:line="240" w:lineRule="auto"/>
+        <w:rPr>
+          <w:sz w:val="18"/>
+          <w:szCs w:val="18"/>
+          <w:lang w:val="fr-FR"/>
+        </w:rPr>
+      </w:pPr>
+      <w:r>
+        <w:rPr>
+          <w:b/>
+          <w:bCs/>
+          <w:sz w:val="18"/>
+          <w:szCs w:val="18"/>
+          <w:lang w:val="fr-FR"/>
+        </w:rPr>
+        <w:t>Deep Learning</w:t>
+      </w:r>
+      <w:r>
+        <w:rPr>
+          <w:sz w:val="18"/>
+          <w:szCs w:val="18"/>
+          <w:lang w:val="fr-FR"/>
+        </w:rPr>
+        <w:t xml:space="preserve"> :</w:t>
+      </w:r>
+      <w:r>
+        <w:rPr>
+          <w:sz w:val="18"/>
+          <w:szCs w:val="18"/>
+          <w:lang w:val="fr-FR"/>
+        </w:rPr>
+        <w:t xml:space="preserve"> </w:t>
+      </w:r>
+      <w:r>
+        <w:rPr>
+          <w:sz w:val="18"/>
+          <w:szCs w:val="18"/>
+          <w:lang w:val="fr-FR"/>
+        </w:rPr>
+        <w:t>PyTorch</w:t>
+      </w:r>
+      <w:r>
+        <w:rPr>
+          <w:sz w:val="18"/>
+          <w:szCs w:val="18"/>
+          <w:lang w:val="fr-FR"/>
+        </w:rPr>
+        <w:t xml:space="preserve">, </w:t>
+      </w:r>
+      <w:r>
+        <w:rPr>
+          <w:sz w:val="18"/>
+          <w:szCs w:val="18"/>
+          <w:lang w:val="fr-FR"/>
+        </w:rPr>
+        <w:t>Réseaux de neurones (Neural Networks)</w:t>
+      </w:r>
+      <w:r>
+        <w:rPr>
+          <w:sz w:val="18"/>
+          <w:szCs w:val="18"/>
+          <w:lang w:val="fr-FR"/>
+        </w:rPr>
+        <w:t xml:space="preserve">, </w:t>
+      </w:r>
+      <w:r>
+        <w:rPr>
+          <w:sz w:val="18"/>
+          <w:szCs w:val="18"/>
+          <w:lang w:val="fr-FR"/>
+        </w:rPr>
+        <w:t>CNN</w:t>
+      </w:r>
+      <w:r>
+        <w:rPr>
+          <w:sz w:val="18"/>
+          <w:szCs w:val="18"/>
+          <w:lang w:val="fr-FR"/>
+        </w:rPr>
+        <w:t xml:space="preserve">, </w:t>
+      </w:r>
+      <w:r>
+        <w:rPr>
+          <w:sz w:val="18"/>
+          <w:szCs w:val="18"/>
+          <w:lang w:val="fr-FR"/>
+        </w:rPr>
+        <w:t>Entraînement de modèles</w:t>
+      </w:r>
+      <w:r>
+        <w:rPr>
+          <w:sz w:val="18"/>
+          <w:szCs w:val="18"/>
+          <w:lang w:val="fr-FR"/>
+        </w:rPr>
+        <w:t xml:space="preserve">, </w:t>
+      </w:r>
+      <w:r>
+        <w:rPr>
+          <w:sz w:val="18"/>
+          <w:szCs w:val="18"/>
+          <w:lang w:val="fr-FR"/>
+        </w:rPr>
+        <w:t>Évaluation de modèles</w:t>
+      </w:r>
+    </w:p>
+    <w:p>
+      <w:pPr>
+        <w:spacing w:after="60" w:line="240" w:lineRule="auto"/>
+        <w:rPr>
+          <w:sz w:val="18"/>
+          <w:szCs w:val="18"/>
+          <w:lang w:val="fr-FR"/>
+        </w:rPr>
+      </w:pPr>
+      <w:r>
+        <w:rPr>
+          <w:b/>
+          <w:bCs/>
+          <w:sz w:val="18"/>
+          <w:szCs w:val="18"/>
+          <w:lang w:val="fr-FR"/>
+        </w:rPr>
+        <w:t>Data Engineering &amp; Cloud</w:t>
+      </w:r>
+      <w:r>
+        <w:rPr>
+          <w:sz w:val="18"/>
+          <w:szCs w:val="18"/>
+          <w:lang w:val="fr-FR"/>
+        </w:rPr>
+        <w:t xml:space="preserve"> :</w:t>
+      </w:r>
+      <w:r>
+        <w:rPr>
+          <w:sz w:val="18"/>
+          <w:szCs w:val="18"/>
+          <w:lang w:val="fr-FR"/>
+        </w:rPr>
+        <w:t xml:space="preserve"> </w:t>
+      </w:r>
+      <w:r>
+        <w:rPr>
+          <w:sz w:val="18"/>
+          <w:szCs w:val="18"/>
+          <w:lang w:val="fr-FR"/>
+        </w:rPr>
+        <w:t>Azure Data Factory</w:t>
+      </w:r>
+      <w:r>
+        <w:rPr>
+          <w:sz w:val="18"/>
+          <w:szCs w:val="18"/>
+          <w:lang w:val="fr-FR"/>
+        </w:rPr>
+        <w:t xml:space="preserve">, </w:t>
+      </w:r>
+      <w:r>
+        <w:rPr>
+          <w:sz w:val="18"/>
+          <w:szCs w:val="18"/>
+          <w:lang w:val="fr-FR"/>
+        </w:rPr>
+        <w:t>Azure Synapse Analytics</w:t>
+      </w:r>
+      <w:r>
+        <w:rPr>
+          <w:sz w:val="18"/>
+          <w:szCs w:val="18"/>
+          <w:lang w:val="fr-FR"/>
+        </w:rPr>
+        <w:t xml:space="preserve">, </w:t>
+      </w:r>
+      <w:r>
+        <w:rPr>
+          <w:sz w:val="18"/>
+          <w:szCs w:val="18"/>
+          <w:lang w:val="fr-FR"/>
+        </w:rPr>
+        <w:t>Azure Data Lake Storage</w:t>
+      </w:r>
+      <w:r>
+        <w:rPr>
+          <w:sz w:val="18"/>
+          <w:szCs w:val="18"/>
+          <w:lang w:val="fr-FR"/>
+        </w:rPr>
+        <w:t xml:space="preserve">, </w:t>
+      </w:r>
+      <w:r>
+        <w:rPr>
+          <w:sz w:val="18"/>
+          <w:szCs w:val="18"/>
+          <w:lang w:val="fr-FR"/>
+        </w:rPr>
+        <w:t>Microsoft Fabric</w:t>
+      </w:r>
+      <w:r>
+        <w:rPr>
+          <w:sz w:val="18"/>
+          <w:szCs w:val="18"/>
+          <w:lang w:val="fr-FR"/>
+        </w:rPr>
+        <w:t xml:space="preserve">, </w:t>
+      </w:r>
+      <w:r>
+        <w:rPr>
+          <w:sz w:val="18"/>
+          <w:szCs w:val="18"/>
+          <w:lang w:val="fr-FR"/>
+        </w:rPr>
+        <w:t>Lakehouse</w:t>
+      </w:r>
+      <w:r>
+        <w:rPr>
+          <w:sz w:val="18"/>
+          <w:szCs w:val="18"/>
+          <w:lang w:val="fr-FR"/>
+        </w:rPr>
+        <w:t xml:space="preserve">, </w:t>
+      </w:r>
+      <w:r>
+        <w:rPr>
+          <w:sz w:val="18"/>
+          <w:szCs w:val="18"/>
+          <w:lang w:val="fr-FR"/>
+        </w:rPr>
+        <w:t>Data Warehouse</w:t>
+      </w:r>
+      <w:r>
+        <w:rPr>
+          <w:sz w:val="18"/>
+          <w:szCs w:val="18"/>
+          <w:lang w:val="fr-FR"/>
+        </w:rPr>
+        <w:t xml:space="preserve">, </w:t>
+      </w:r>
+      <w:r>
+        <w:rPr>
+          <w:color w:val="1A1A1A"/>
+          <w:sz w:val="18"/>
+          <w:szCs w:val="18"/>
+        </w:rPr>
+        <w:t>ETL/ELT, Apache Spark (PySpark), Databricks, APIs REST</w:t>
+      </w:r>
+    </w:p>
+    <w:p>
+      <w:pPr>
         <w:pBdr>
           <w:bottom w:val="single" w:sz="6" w:space="1" w:color="1F4E79"/>
         </w:pBdr>
@@ -1229,84 +1458,29 @@
           <w:sz w:val="18"/>
           <w:szCs w:val="18"/>
         </w:rPr>
-        <w:t xml:space="preserve">• </w:t>
-      </w:r>
-      <w:proofErr w:type="spellStart"/>
-      <w:r>
-        <w:rPr>
-          <w:b/>
-          <w:bCs/>
-          <w:sz w:val="18"/>
-          <w:szCs w:val="18"/>
-        </w:rPr>
-        <w:t>Medibot</w:t>
-      </w:r>
-      <w:proofErr w:type="spellEnd"/>
-      <w:r>
-        <w:rPr>
-          <w:b/>
-          <w:bCs/>
-          <w:sz w:val="18"/>
-          <w:szCs w:val="18"/>
-        </w:rPr>
-        <w:t xml:space="preserve"> – Chatbot </w:t>
-      </w:r>
-      <w:proofErr w:type="spellStart"/>
-      <w:r>
-        <w:rPr>
-          <w:b/>
-          <w:bCs/>
-          <w:sz w:val="18"/>
-          <w:szCs w:val="18"/>
-        </w:rPr>
-        <w:t>Médical</w:t>
-      </w:r>
-      <w:proofErr w:type="spellEnd"/>
-      <w:r>
-        <w:rPr>
-          <w:b/>
-          <w:bCs/>
-          <w:sz w:val="18"/>
-          <w:szCs w:val="18"/>
-        </w:rPr>
-        <w:t xml:space="preserve"> Intelligent (NLP + </w:t>
-      </w:r>
-      <w:proofErr w:type="spellStart"/>
-      <w:r>
-        <w:rPr>
-          <w:b/>
-          <w:bCs/>
-          <w:sz w:val="18"/>
-          <w:szCs w:val="18"/>
-        </w:rPr>
-        <w:t>KMeans</w:t>
-      </w:r>
-      <w:proofErr w:type="spellEnd"/>
-      <w:r>
-        <w:rPr>
-          <w:b/>
-          <w:bCs/>
-          <w:sz w:val="18"/>
-          <w:szCs w:val="18"/>
-        </w:rPr>
-        <w:t>)</w:t>
+        <w:t>Credit Risk &amp; Anomaly Detection – Scoring &amp; Fraude</w:t>
       </w:r>
     </w:p>
     <w:p>
       <w:pPr>
+        <w:pStyle w:val="Paragraphedeliste"/>
+        <w:numPr>
+          <w:ilvl w:val="0"/>
+          <w:numId w:val="14"/>
+        </w:numPr>
         <w:spacing w:after="0" w:line="240" w:lineRule="auto"/>
         <w:rPr>
           <w:sz w:val="18"/>
           <w:szCs w:val="18"/>
         </w:rPr>
       </w:pPr>
-      <w:proofErr w:type="gramStart"/>
       <w:r>
         <w:rPr>
           <w:b/>
           <w:bCs/>
           <w:sz w:val="18"/>
           <w:szCs w:val="18"/>
+          <w:u w:val="single"/>
         </w:rPr>
         <w:t>Stack</w:t>
       </w:r>
@@ -1315,299 +1489,39 @@
           <w:sz w:val="18"/>
           <w:szCs w:val="18"/>
         </w:rPr>
-        <w:t xml:space="preserve"> :</w:t>
-      </w:r>
-      <w:proofErr w:type="gramEnd"/>
-      <w:r>
-        <w:rPr>
-          <w:sz w:val="18"/>
-          <w:szCs w:val="18"/>
-        </w:rPr>
-        <w:t xml:space="preserve"> Python, </w:t>
-      </w:r>
-      <w:proofErr w:type="spellStart"/>
-      <w:r>
-        <w:rPr>
-          <w:sz w:val="18"/>
-          <w:szCs w:val="18"/>
-        </w:rPr>
-        <w:t>FastAPI</w:t>
-      </w:r>
-      <w:proofErr w:type="spellEnd"/>
-      <w:r>
-        <w:rPr>
-          <w:sz w:val="18"/>
-          <w:szCs w:val="18"/>
-        </w:rPr>
-        <w:t xml:space="preserve">, NLTK, </w:t>
-      </w:r>
-      <w:proofErr w:type="spellStart"/>
-      <w:r>
-        <w:rPr>
-          <w:sz w:val="18"/>
-          <w:szCs w:val="18"/>
-        </w:rPr>
-        <w:t>KMeans</w:t>
-      </w:r>
-      <w:proofErr w:type="spellEnd"/>
-    </w:p>
-    <w:p>
-      <w:pPr>
-        <w:spacing w:after="0" w:line="240" w:lineRule="auto"/>
-        <w:rPr>
-          <w:sz w:val="18"/>
-          <w:szCs w:val="18"/>
-        </w:rPr>
-      </w:pPr>
-      <w:proofErr w:type="spellStart"/>
-      <w:proofErr w:type="gramStart"/>
-      <w:r>
-        <w:rPr>
-          <w:b/>
-          <w:bCs/>
-          <w:sz w:val="18"/>
-          <w:szCs w:val="18"/>
-        </w:rPr>
-        <w:t>Résultat</w:t>
-      </w:r>
-      <w:proofErr w:type="spellEnd"/>
-      <w:r>
-        <w:rPr>
-          <w:sz w:val="18"/>
-          <w:szCs w:val="18"/>
-        </w:rPr>
-        <w:t xml:space="preserve"> :</w:t>
-      </w:r>
-      <w:proofErr w:type="gramEnd"/>
-      <w:r>
-        <w:rPr>
-          <w:sz w:val="18"/>
-          <w:szCs w:val="18"/>
-        </w:rPr>
-        <w:t xml:space="preserve"> Chatbot </w:t>
-      </w:r>
-      <w:proofErr w:type="spellStart"/>
-      <w:r>
-        <w:rPr>
-          <w:sz w:val="18"/>
-          <w:szCs w:val="18"/>
-        </w:rPr>
-        <w:t>médical</w:t>
-      </w:r>
-      <w:proofErr w:type="spellEnd"/>
-      <w:r>
-        <w:rPr>
-          <w:sz w:val="18"/>
-          <w:szCs w:val="18"/>
-        </w:rPr>
-        <w:t xml:space="preserve"> NLP (TF-IDF, clustering non </w:t>
-      </w:r>
-      <w:proofErr w:type="spellStart"/>
-      <w:r>
-        <w:rPr>
-          <w:sz w:val="18"/>
-          <w:szCs w:val="18"/>
-        </w:rPr>
-        <w:t>supervisé</w:t>
-      </w:r>
-      <w:proofErr w:type="spellEnd"/>
-      <w:r>
-        <w:rPr>
-          <w:sz w:val="18"/>
-          <w:szCs w:val="18"/>
-        </w:rPr>
-        <w:t xml:space="preserve">), API et interface </w:t>
-      </w:r>
-      <w:proofErr w:type="spellStart"/>
-      <w:r>
-        <w:rPr>
-          <w:sz w:val="18"/>
-          <w:szCs w:val="18"/>
-        </w:rPr>
-        <w:t>Streamlit</w:t>
-      </w:r>
-      <w:proofErr w:type="spellEnd"/>
-    </w:p>
-    <w:p>
-      <w:pPr>
-        <w:spacing w:after="0"/>
-        <w:rPr>
-          <w:sz w:val="18"/>
-          <w:szCs w:val="18"/>
-        </w:rPr>
-      </w:pPr>
-      <w:r>
-        <w:rPr>
-          <w:b/>
-          <w:bCs/>
-          <w:sz w:val="18"/>
-          <w:szCs w:val="18"/>
-        </w:rPr>
-        <w:t xml:space="preserve">• </w:t>
-      </w:r>
-      <w:r>
-        <w:rPr>
-          <w:b/>
-          <w:bCs/>
-          <w:sz w:val="18"/>
-          <w:szCs w:val="18"/>
-        </w:rPr>
-        <w:t xml:space="preserve">Credit Risk &amp; Anomaly Detection – Scoring &amp; </w:t>
-      </w:r>
-      <w:proofErr w:type="spellStart"/>
-      <w:r>
-        <w:rPr>
-          <w:b/>
-          <w:bCs/>
-          <w:sz w:val="18"/>
-          <w:szCs w:val="18"/>
-        </w:rPr>
-        <w:t>Fraude</w:t>
-      </w:r>
-      <w:proofErr w:type="spellEnd"/>
-    </w:p>
-    <w:p>
-      <w:pPr>
-        <w:spacing w:after="0" w:line="240" w:lineRule="auto"/>
-        <w:rPr>
-          <w:sz w:val="18"/>
-          <w:szCs w:val="18"/>
-        </w:rPr>
-      </w:pPr>
-      <w:proofErr w:type="gramStart"/>
-      <w:r>
-        <w:rPr>
-          <w:b/>
-          <w:bCs/>
-          <w:sz w:val="18"/>
-          <w:szCs w:val="18"/>
-        </w:rPr>
-        <w:t>Stack</w:t>
-      </w:r>
-      <w:r>
-        <w:rPr>
-          <w:sz w:val="18"/>
-          <w:szCs w:val="18"/>
-        </w:rPr>
-        <w:t xml:space="preserve"> :</w:t>
-      </w:r>
-      <w:proofErr w:type="gramEnd"/>
-      <w:r>
-        <w:rPr>
-          <w:sz w:val="18"/>
-          <w:szCs w:val="18"/>
-        </w:rPr>
-        <w:t xml:space="preserve"> Python, </w:t>
-      </w:r>
-      <w:proofErr w:type="spellStart"/>
-      <w:r>
-        <w:rPr>
-          <w:sz w:val="18"/>
-          <w:szCs w:val="18"/>
-        </w:rPr>
-        <w:t>XGBoost</w:t>
-      </w:r>
-      <w:proofErr w:type="spellEnd"/>
-      <w:r>
-        <w:rPr>
-          <w:sz w:val="18"/>
-          <w:szCs w:val="18"/>
-        </w:rPr>
-        <w:t>, SHAP, Scikit-learn</w:t>
+        <w:t xml:space="preserve"> : Python, XGBoost, SHAP, Scikit-learn</w:t>
       </w:r>
     </w:p>
     <w:p>
       <w:pPr>
+        <w:pStyle w:val="Paragraphedeliste"/>
+        <w:numPr>
+          <w:ilvl w:val="0"/>
+          <w:numId w:val="14"/>
+        </w:numPr>
         <w:spacing w:after="0" w:line="240" w:lineRule="auto"/>
         <w:rPr>
           <w:sz w:val="18"/>
           <w:szCs w:val="18"/>
         </w:rPr>
       </w:pPr>
-      <w:proofErr w:type="spellStart"/>
-      <w:proofErr w:type="gramStart"/>
       <w:r>
         <w:rPr>
           <w:b/>
           <w:bCs/>
           <w:sz w:val="18"/>
           <w:szCs w:val="18"/>
+          <w:u w:val="single"/>
         </w:rPr>
         <w:t>Résultat</w:t>
       </w:r>
-      <w:proofErr w:type="spellEnd"/>
       <w:r>
         <w:rPr>
           <w:sz w:val="18"/>
           <w:szCs w:val="18"/>
         </w:rPr>
-        <w:t xml:space="preserve"> :</w:t>
+        <w:t xml:space="preserve"> : Scoring crédit (rappel x18), détection de fraude non supervisée</w:t>
       </w:r>
-      <w:proofErr w:type="gramEnd"/>
-      <w:r>
-        <w:rPr>
-          <w:sz w:val="18"/>
-          <w:szCs w:val="18"/>
-        </w:rPr>
-        <w:t xml:space="preserve"> Scoring </w:t>
-      </w:r>
-      <w:proofErr w:type="spellStart"/>
-      <w:r>
-        <w:rPr>
-          <w:sz w:val="18"/>
-          <w:szCs w:val="18"/>
-        </w:rPr>
-        <w:t>crédit</w:t>
-      </w:r>
-      <w:proofErr w:type="spellEnd"/>
-      <w:r>
-        <w:rPr>
-          <w:sz w:val="18"/>
-          <w:szCs w:val="18"/>
-        </w:rPr>
-        <w:t xml:space="preserve"> (rappel x18), </w:t>
-      </w:r>
-      <w:proofErr w:type="spellStart"/>
-      <w:r>
-        <w:rPr>
-          <w:sz w:val="18"/>
-          <w:szCs w:val="18"/>
-        </w:rPr>
-        <w:t>détection</w:t>
-      </w:r>
-      <w:proofErr w:type="spellEnd"/>
-      <w:r>
-        <w:rPr>
-          <w:sz w:val="18"/>
-          <w:szCs w:val="18"/>
-        </w:rPr>
-        <w:t xml:space="preserve"> de </w:t>
-      </w:r>
-      <w:proofErr w:type="spellStart"/>
-      <w:r>
-        <w:rPr>
-          <w:sz w:val="18"/>
-          <w:szCs w:val="18"/>
-        </w:rPr>
-        <w:t>fraude</w:t>
-      </w:r>
-      <w:proofErr w:type="spellEnd"/>
-      <w:r>
-        <w:rPr>
-          <w:sz w:val="18"/>
-          <w:szCs w:val="18"/>
-        </w:rPr>
-        <w:t xml:space="preserve"> non </w:t>
-      </w:r>
-      <w:proofErr w:type="spellStart"/>
-      <w:r>
-        <w:rPr>
-          <w:sz w:val="18"/>
-          <w:szCs w:val="18"/>
-        </w:rPr>
-        <w:t>supervisée</w:t>
-      </w:r>
-      <w:proofErr w:type="spellEnd"/>
     </w:p>
     <w:p>
       <w:pPr>
@@ -1617,15 +1531,6 @@
           <w:szCs w:val="18"/>
         </w:rPr>
       </w:pPr>
-      <w:r>
-        <w:rPr>
-          <w:b/>
-          <w:bCs/>
-          <w:sz w:val="18"/>
-          <w:szCs w:val="18"/>
-        </w:rPr>
-        <w:t xml:space="preserve">• </w:t>
-      </w:r>
       <w:r>
         <w:rPr>
           <w:b/>
@@ -1638,19 +1543,24 @@
     </w:p>
     <w:p>
       <w:pPr>
+        <w:pStyle w:val="Paragraphedeliste"/>
+        <w:numPr>
+          <w:ilvl w:val="0"/>
+          <w:numId w:val="15"/>
+        </w:numPr>
         <w:spacing w:after="0" w:line="240" w:lineRule="auto"/>
         <w:rPr>
           <w:sz w:val="18"/>
           <w:szCs w:val="18"/>
         </w:rPr>
       </w:pPr>
-      <w:proofErr w:type="gramStart"/>
       <w:r>
         <w:rPr>
           <w:b/>
           <w:bCs/>
           <w:sz w:val="18"/>
           <w:szCs w:val="18"/>
+          <w:u w:val="single"/>
         </w:rPr>
         <w:t>Stack</w:t>
       </w:r>
@@ -1659,83 +1569,38 @@
           <w:sz w:val="18"/>
           <w:szCs w:val="18"/>
         </w:rPr>
-        <w:t xml:space="preserve"> :</w:t>
-      </w:r>
-      <w:proofErr w:type="gramEnd"/>
-      <w:r>
-        <w:rPr>
-          <w:sz w:val="18"/>
-          <w:szCs w:val="18"/>
-        </w:rPr>
-        <w:t xml:space="preserve"> Azure Data Factory, Databricks, Machine Learning, Power BI</w:t>
+        <w:t xml:space="preserve"> : Azure Data Factory, Databricks, Machine Learning, Power BI</w:t>
       </w:r>
     </w:p>
     <w:p>
       <w:pPr>
+        <w:pStyle w:val="Paragraphedeliste"/>
+        <w:numPr>
+          <w:ilvl w:val="0"/>
+          <w:numId w:val="15"/>
+        </w:numPr>
         <w:spacing w:after="0" w:line="240" w:lineRule="auto"/>
         <w:rPr>
           <w:sz w:val="18"/>
           <w:szCs w:val="18"/>
         </w:rPr>
       </w:pPr>
-      <w:proofErr w:type="spellStart"/>
-      <w:proofErr w:type="gramStart"/>
       <w:r>
         <w:rPr>
           <w:b/>
           <w:bCs/>
           <w:sz w:val="18"/>
           <w:szCs w:val="18"/>
+          <w:u w:val="single"/>
         </w:rPr>
         <w:t>Résultat</w:t>
       </w:r>
-      <w:proofErr w:type="spellEnd"/>
       <w:r>
         <w:rPr>
           <w:sz w:val="18"/>
           <w:szCs w:val="18"/>
         </w:rPr>
-        <w:t xml:space="preserve"> :</w:t>
-      </w:r>
-      <w:proofErr w:type="gramEnd"/>
-      <w:r>
-        <w:rPr>
-          <w:sz w:val="18"/>
-          <w:szCs w:val="18"/>
-        </w:rPr>
-        <w:t xml:space="preserve"> </w:t>
-      </w:r>
-      <w:proofErr w:type="spellStart"/>
-      <w:r>
-        <w:rPr>
-          <w:sz w:val="18"/>
-          <w:szCs w:val="18"/>
-        </w:rPr>
-        <w:t>Cohortes</w:t>
-      </w:r>
-      <w:proofErr w:type="spellEnd"/>
-      <w:r>
-        <w:rPr>
-          <w:sz w:val="18"/>
-          <w:szCs w:val="18"/>
-        </w:rPr>
-        <w:t xml:space="preserve"> de </w:t>
-      </w:r>
-      <w:proofErr w:type="spellStart"/>
-      <w:r>
-        <w:rPr>
-          <w:sz w:val="18"/>
-          <w:szCs w:val="18"/>
-        </w:rPr>
-        <w:t>rétention</w:t>
-      </w:r>
-      <w:proofErr w:type="spellEnd"/>
-      <w:r>
-        <w:rPr>
-          <w:sz w:val="18"/>
-          <w:szCs w:val="18"/>
-        </w:rPr>
-        <w:t xml:space="preserve"> et churn (AUC-ROC 0,947)</w:t>
+        <w:t xml:space="preserve"> : Cohortes de rétention et churn (AUC-ROC 0,947)</w:t>
       </w:r>
     </w:p>
     <w:p>
@@ -1746,12 +1611,6 @@
           <w:szCs w:val="18"/>
         </w:rPr>
       </w:pPr>
-      <w:r>
-        <w:t>•</w:t>
-      </w:r>
-      <w:r>
-        <w:t xml:space="preserve"> </w:t>
-      </w:r>
       <w:r>
         <w:rPr>
           <w:b/>
@@ -1762,19 +1621,24 @@
     </w:p>
     <w:p>
       <w:pPr>
+        <w:pStyle w:val="Paragraphedeliste"/>
+        <w:numPr>
+          <w:ilvl w:val="0"/>
+          <w:numId w:val="16"/>
+        </w:numPr>
         <w:spacing w:after="0" w:line="240" w:lineRule="auto"/>
         <w:rPr>
           <w:sz w:val="18"/>
           <w:szCs w:val="18"/>
         </w:rPr>
       </w:pPr>
-      <w:proofErr w:type="gramStart"/>
       <w:r>
         <w:rPr>
           <w:b/>
           <w:bCs/>
           <w:sz w:val="18"/>
           <w:szCs w:val="18"/>
+          <w:u w:val="single"/>
         </w:rPr>
         <w:t>Stack</w:t>
       </w:r>
@@ -1783,83 +1647,38 @@
           <w:sz w:val="18"/>
           <w:szCs w:val="18"/>
         </w:rPr>
-        <w:t xml:space="preserve"> :</w:t>
-      </w:r>
-      <w:proofErr w:type="gramEnd"/>
-      <w:r>
-        <w:rPr>
-          <w:sz w:val="18"/>
-          <w:szCs w:val="18"/>
-        </w:rPr>
-        <w:t xml:space="preserve"> Python, </w:t>
-      </w:r>
-      <w:proofErr w:type="spellStart"/>
-      <w:r>
-        <w:rPr>
-          <w:sz w:val="18"/>
-          <w:szCs w:val="18"/>
-        </w:rPr>
-        <w:t>XGBoost</w:t>
-      </w:r>
-      <w:proofErr w:type="spellEnd"/>
-      <w:r>
-        <w:rPr>
-          <w:sz w:val="18"/>
-          <w:szCs w:val="18"/>
-        </w:rPr>
-        <w:t>, SHAP, Power BI</w:t>
+        <w:t xml:space="preserve"> : Python, XGBoost, SHAP, Power BI</w:t>
       </w:r>
     </w:p>
     <w:p>
       <w:pPr>
+        <w:pStyle w:val="Paragraphedeliste"/>
+        <w:numPr>
+          <w:ilvl w:val="0"/>
+          <w:numId w:val="16"/>
+        </w:numPr>
         <w:spacing w:after="0" w:line="240" w:lineRule="auto"/>
         <w:rPr>
           <w:sz w:val="18"/>
           <w:szCs w:val="18"/>
         </w:rPr>
       </w:pPr>
-      <w:proofErr w:type="spellStart"/>
-      <w:proofErr w:type="gramStart"/>
       <w:r>
         <w:rPr>
           <w:b/>
           <w:bCs/>
           <w:sz w:val="18"/>
           <w:szCs w:val="18"/>
+          <w:u w:val="single"/>
         </w:rPr>
         <w:t>Résultat</w:t>
       </w:r>
-      <w:proofErr w:type="spellEnd"/>
       <w:r>
         <w:rPr>
           <w:sz w:val="18"/>
           <w:szCs w:val="18"/>
         </w:rPr>
-        <w:t xml:space="preserve"> :</w:t>
-      </w:r>
-      <w:proofErr w:type="gramEnd"/>
-      <w:r>
-        <w:rPr>
-          <w:sz w:val="18"/>
-          <w:szCs w:val="18"/>
-        </w:rPr>
-        <w:t xml:space="preserve"> Segmentation K-Means, churn (78% de rappel), lead scoring, </w:t>
-      </w:r>
-      <w:proofErr w:type="spellStart"/>
-      <w:r>
-        <w:rPr>
-          <w:sz w:val="18"/>
-          <w:szCs w:val="18"/>
-        </w:rPr>
-        <w:t>interprétabilité</w:t>
-      </w:r>
-      <w:proofErr w:type="spellEnd"/>
-      <w:r>
-        <w:rPr>
-          <w:sz w:val="18"/>
-          <w:szCs w:val="18"/>
-        </w:rPr>
-        <w:t xml:space="preserve"> SHAP</w:t>
+        <w:t xml:space="preserve"> : Segmentation K-Means, churn (78% de rappel), lead scoring, interprétabilité SHAP</w:t>
       </w:r>
     </w:p>
     <w:p>
@@ -1904,25 +1723,7 @@
           <w:sz w:val="18"/>
           <w:szCs w:val="18"/>
         </w:rPr>
-        <w:t xml:space="preserve"> (Langue </w:t>
-      </w:r>
-      <w:proofErr w:type="spellStart"/>
-      <w:r>
-        <w:rPr>
-          <w:color w:val="1A1A1A"/>
-          <w:sz w:val="18"/>
-          <w:szCs w:val="18"/>
-        </w:rPr>
-        <w:t>maternelle</w:t>
-      </w:r>
-      <w:proofErr w:type="spellEnd"/>
-      <w:r>
-        <w:rPr>
-          <w:color w:val="1A1A1A"/>
-          <w:sz w:val="18"/>
-          <w:szCs w:val="18"/>
-        </w:rPr>
-        <w:t xml:space="preserve">), </w:t>
+        <w:t xml:space="preserve"> (Langue maternelle), </w:t>
       </w:r>
       <w:r>
         <w:rPr>
@@ -2143,6 +1944,119 @@
     </w:lvl>
   </w:abstractNum>
   <w:abstractNum w:abstractNumId="9" w15:restartNumberingAfterBreak="0">
+    <w:nsid w:val="27A771CE"/>
+    <w:multiLevelType w:val="hybridMultilevel"/>
+    <w:tmpl w:val="510E13EE"/>
+    <w:lvl w:ilvl="0" w:tplc="040C0001">
+      <w:start w:val="1"/>
+      <w:numFmt w:val="bullet"/>
+      <w:lvlText w:val=""/>
+      <w:lvlJc w:val="left"/>
+      <w:pPr>
+        <w:ind w:left="720" w:hanging="360"/>
+      </w:pPr>
+      <w:rPr>
+        <w:rFonts w:ascii="Symbol" w:hAnsi="Symbol" w:hint="default"/>
+      </w:rPr>
+    </w:lvl>
+    <w:lvl w:ilvl="1" w:tplc="040C0003" w:tentative="1">
+      <w:start w:val="1"/>
+      <w:numFmt w:val="bullet"/>
+      <w:lvlText w:val="o"/>
+      <w:lvlJc w:val="left"/>
+      <w:pPr>
+        <w:ind w:left="1440" w:hanging="360"/>
+      </w:pPr>
+      <w:rPr>
+        <w:rFonts w:ascii="Courier New" w:hAnsi="Courier New" w:cs="Courier New" w:hint="default"/>
+      </w:rPr>
+    </w:lvl>
+    <w:lvl w:ilvl="2" w:tplc="040C0005" w:tentative="1">
+      <w:start w:val="1"/>
+      <w:numFmt w:val="bullet"/>
+      <w:lvlText w:val=""/>
+      <w:lvlJc w:val="left"/>
+      <w:pPr>
+        <w:ind w:left="2160" w:hanging="360"/>
+      </w:pPr>
+      <w:rPr>
+        <w:rFonts w:ascii="Wingdings" w:hAnsi="Wingdings" w:hint="default"/>
+      </w:rPr>
+    </w:lvl>
+    <w:lvl w:ilvl="3" w:tplc="040C0001" w:tentative="1">
+      <w:start w:val="1"/>
+      <w:numFmt w:val="bullet"/>
+      <w:lvlText w:val=""/>
+      <w:lvlJc w:val="left"/>
+      <w:pPr>
+        <w:ind w:left="2880" w:hanging="360"/>
+      </w:pPr>
+      <w:rPr>
+        <w:rFonts w:ascii="Symbol" w:hAnsi="Symbol" w:hint="default"/>
+      </w:rPr>
+    </w:lvl>
+    <w:lvl w:ilvl="4" w:tplc="040C0003" w:tentative="1">
+      <w:start w:val="1"/>
+      <w:numFmt w:val="bullet"/>
+      <w:lvlText w:val="o"/>
+      <w:lvlJc w:val="left"/>
+      <w:pPr>
+        <w:ind w:left="3600" w:hanging="360"/>
+      </w:pPr>
+      <w:rPr>
+        <w:rFonts w:ascii="Courier New" w:hAnsi="Courier New" w:cs="Courier New" w:hint="default"/>
+      </w:rPr>
+    </w:lvl>
+    <w:lvl w:ilvl="5" w:tplc="040C0005" w:tentative="1">
+      <w:start w:val="1"/>
+      <w:numFmt w:val="bullet"/>
+      <w:lvlText w:val=""/>
+      <w:lvlJc w:val="left"/>
+      <w:pPr>
+        <w:ind w:left="4320" w:hanging="360"/>
+      </w:pPr>
+      <w:rPr>
+        <w:rFonts w:ascii="Wingdings" w:hAnsi="Wingdings" w:hint="default"/>
+      </w:rPr>
+    </w:lvl>
+    <w:lvl w:ilvl="6" w:tplc="040C0001" w:tentative="1">
+      <w:start w:val="1"/>
+      <w:numFmt w:val="bullet"/>
+      <w:lvlText w:val=""/>
+      <w:lvlJc w:val="left"/>
+      <w:pPr>
+        <w:ind w:left="5040" w:hanging="360"/>
+      </w:pPr>
+      <w:rPr>
+        <w:rFonts w:ascii="Symbol" w:hAnsi="Symbol" w:hint="default"/>
+      </w:rPr>
+    </w:lvl>
+    <w:lvl w:ilvl="7" w:tplc="040C0003" w:tentative="1">
+      <w:start w:val="1"/>
+      <w:numFmt w:val="bullet"/>
+      <w:lvlText w:val="o"/>
+      <w:lvlJc w:val="left"/>
+      <w:pPr>
+        <w:ind w:left="5760" w:hanging="360"/>
+      </w:pPr>
+      <w:rPr>
+        <w:rFonts w:ascii="Courier New" w:hAnsi="Courier New" w:cs="Courier New" w:hint="default"/>
+      </w:rPr>
+    </w:lvl>
+    <w:lvl w:ilvl="8" w:tplc="040C0005" w:tentative="1">
+      <w:start w:val="1"/>
+      <w:numFmt w:val="bullet"/>
+      <w:lvlText w:val=""/>
+      <w:lvlJc w:val="left"/>
+      <w:pPr>
+        <w:ind w:left="6480" w:hanging="360"/>
+      </w:pPr>
+      <w:rPr>
+        <w:rFonts w:ascii="Wingdings" w:hAnsi="Wingdings" w:hint="default"/>
+      </w:rPr>
+    </w:lvl>
+  </w:abstractNum>
+  <w:abstractNum w:abstractNumId="10" w15:restartNumberingAfterBreak="0">
     <w:nsid w:val="372E2A0D"/>
     <w:multiLevelType w:val="hybridMultilevel"/>
     <w:tmpl w:val="DB12BABA"/>
@@ -2255,7 +2169,120 @@
       </w:rPr>
     </w:lvl>
   </w:abstractNum>
-  <w:abstractNum w:abstractNumId="10" w15:restartNumberingAfterBreak="0">
+  <w:abstractNum w:abstractNumId="11" w15:restartNumberingAfterBreak="0">
+    <w:nsid w:val="3FD45A49"/>
+    <w:multiLevelType w:val="hybridMultilevel"/>
+    <w:tmpl w:val="B29CB818"/>
+    <w:lvl w:ilvl="0" w:tplc="040C0001">
+      <w:start w:val="1"/>
+      <w:numFmt w:val="bullet"/>
+      <w:lvlText w:val=""/>
+      <w:lvlJc w:val="left"/>
+      <w:pPr>
+        <w:ind w:left="720" w:hanging="360"/>
+      </w:pPr>
+      <w:rPr>
+        <w:rFonts w:ascii="Symbol" w:hAnsi="Symbol" w:hint="default"/>
+      </w:rPr>
+    </w:lvl>
+    <w:lvl w:ilvl="1" w:tplc="040C0003" w:tentative="1">
+      <w:start w:val="1"/>
+      <w:numFmt w:val="bullet"/>
+      <w:lvlText w:val="o"/>
+      <w:lvlJc w:val="left"/>
+      <w:pPr>
+        <w:ind w:left="1440" w:hanging="360"/>
+      </w:pPr>
+      <w:rPr>
+        <w:rFonts w:ascii="Courier New" w:hAnsi="Courier New" w:cs="Courier New" w:hint="default"/>
+      </w:rPr>
+    </w:lvl>
+    <w:lvl w:ilvl="2" w:tplc="040C0005" w:tentative="1">
+      <w:start w:val="1"/>
+      <w:numFmt w:val="bullet"/>
+      <w:lvlText w:val=""/>
+      <w:lvlJc w:val="left"/>
+      <w:pPr>
+        <w:ind w:left="2160" w:hanging="360"/>
+      </w:pPr>
+      <w:rPr>
+        <w:rFonts w:ascii="Wingdings" w:hAnsi="Wingdings" w:hint="default"/>
+      </w:rPr>
+    </w:lvl>
+    <w:lvl w:ilvl="3" w:tplc="040C0001" w:tentative="1">
+      <w:start w:val="1"/>
+      <w:numFmt w:val="bullet"/>
+      <w:lvlText w:val=""/>
+      <w:lvlJc w:val="left"/>
+      <w:pPr>
+        <w:ind w:left="2880" w:hanging="360"/>
+      </w:pPr>
+      <w:rPr>
+        <w:rFonts w:ascii="Symbol" w:hAnsi="Symbol" w:hint="default"/>
+      </w:rPr>
+    </w:lvl>
+    <w:lvl w:ilvl="4" w:tplc="040C0003" w:tentative="1">
+      <w:start w:val="1"/>
+      <w:numFmt w:val="bullet"/>
+      <w:lvlText w:val="o"/>
+      <w:lvlJc w:val="left"/>
+      <w:pPr>
+        <w:ind w:left="3600" w:hanging="360"/>
+      </w:pPr>
+      <w:rPr>
+        <w:rFonts w:ascii="Courier New" w:hAnsi="Courier New" w:cs="Courier New" w:hint="default"/>
+      </w:rPr>
+    </w:lvl>
+    <w:lvl w:ilvl="5" w:tplc="040C0005" w:tentative="1">
+      <w:start w:val="1"/>
+      <w:numFmt w:val="bullet"/>
+      <w:lvlText w:val=""/>
+      <w:lvlJc w:val="left"/>
+      <w:pPr>
+        <w:ind w:left="4320" w:hanging="360"/>
+      </w:pPr>
+      <w:rPr>
+        <w:rFonts w:ascii="Wingdings" w:hAnsi="Wingdings" w:hint="default"/>
+      </w:rPr>
+    </w:lvl>
+    <w:lvl w:ilvl="6" w:tplc="040C0001" w:tentative="1">
+      <w:start w:val="1"/>
+      <w:numFmt w:val="bullet"/>
+      <w:lvlText w:val=""/>
+      <w:lvlJc w:val="left"/>
+      <w:pPr>
+        <w:ind w:left="5040" w:hanging="360"/>
+      </w:pPr>
+      <w:rPr>
+        <w:rFonts w:ascii="Symbol" w:hAnsi="Symbol" w:hint="default"/>
+      </w:rPr>
+    </w:lvl>
+    <w:lvl w:ilvl="7" w:tplc="040C0003" w:tentative="1">
+      <w:start w:val="1"/>
+      <w:numFmt w:val="bullet"/>
+      <w:lvlText w:val="o"/>
+      <w:lvlJc w:val="left"/>
+      <w:pPr>
+        <w:ind w:left="5760" w:hanging="360"/>
+      </w:pPr>
+      <w:rPr>
+        <w:rFonts w:ascii="Courier New" w:hAnsi="Courier New" w:cs="Courier New" w:hint="default"/>
+      </w:rPr>
+    </w:lvl>
+    <w:lvl w:ilvl="8" w:tplc="040C0005" w:tentative="1">
+      <w:start w:val="1"/>
+      <w:numFmt w:val="bullet"/>
+      <w:lvlText w:val=""/>
+      <w:lvlJc w:val="left"/>
+      <w:pPr>
+        <w:ind w:left="6480" w:hanging="360"/>
+      </w:pPr>
+      <w:rPr>
+        <w:rFonts w:ascii="Wingdings" w:hAnsi="Wingdings" w:hint="default"/>
+      </w:rPr>
+    </w:lvl>
+  </w:abstractNum>
+  <w:abstractNum w:abstractNumId="12" w15:restartNumberingAfterBreak="0">
     <w:nsid w:val="5A622CD0"/>
     <w:multiLevelType w:val="hybridMultilevel"/>
     <w:tmpl w:val="45E868C8"/>
@@ -2368,7 +2395,7 @@
       </w:rPr>
     </w:lvl>
   </w:abstractNum>
-  <w:abstractNum w:abstractNumId="11" w15:restartNumberingAfterBreak="0">
+  <w:abstractNum w:abstractNumId="13" w15:restartNumberingAfterBreak="0">
     <w:nsid w:val="5B325DCA"/>
     <w:multiLevelType w:val="hybridMultilevel"/>
     <w:tmpl w:val="C6D8F3F4"/>
@@ -2478,6 +2505,268 @@
       </w:pPr>
       <w:rPr>
         <w:rFonts w:ascii="Wingdings" w:hAnsi="Wingdings" w:hint="default"/>
+      </w:rPr>
+    </w:lvl>
+  </w:abstractNum>
+  <w:abstractNum w:abstractNumId="14" w15:restartNumberingAfterBreak="0">
+    <w:nsid w:val="64321440"/>
+    <w:multiLevelType w:val="hybridMultilevel"/>
+    <w:tmpl w:val="79BCC1BC"/>
+    <w:lvl w:ilvl="0" w:tplc="040C0001">
+      <w:start w:val="1"/>
+      <w:numFmt w:val="bullet"/>
+      <w:lvlText w:val=""/>
+      <w:lvlJc w:val="left"/>
+      <w:pPr>
+        <w:ind w:left="720" w:hanging="360"/>
+      </w:pPr>
+      <w:rPr>
+        <w:rFonts w:ascii="Symbol" w:hAnsi="Symbol" w:hint="default"/>
+      </w:rPr>
+    </w:lvl>
+    <w:lvl w:ilvl="1" w:tplc="040C0003" w:tentative="1">
+      <w:start w:val="1"/>
+      <w:numFmt w:val="bullet"/>
+      <w:lvlText w:val="o"/>
+      <w:lvlJc w:val="left"/>
+      <w:pPr>
+        <w:ind w:left="1440" w:hanging="360"/>
+      </w:pPr>
+      <w:rPr>
+        <w:rFonts w:ascii="Courier New" w:hAnsi="Courier New" w:cs="Courier New" w:hint="default"/>
+      </w:rPr>
+    </w:lvl>
+    <w:lvl w:ilvl="2" w:tplc="040C0005" w:tentative="1">
+      <w:start w:val="1"/>
+      <w:numFmt w:val="bullet"/>
+      <w:lvlText w:val=""/>
+      <w:lvlJc w:val="left"/>
+      <w:pPr>
+        <w:ind w:left="2160" w:hanging="360"/>
+      </w:pPr>
+      <w:rPr>
+        <w:rFonts w:ascii="Wingdings" w:hAnsi="Wingdings" w:hint="default"/>
+      </w:rPr>
+    </w:lvl>
+    <w:lvl w:ilvl="3" w:tplc="040C0001" w:tentative="1">
+      <w:start w:val="1"/>
+      <w:numFmt w:val="bullet"/>
+      <w:lvlText w:val=""/>
+      <w:lvlJc w:val="left"/>
+      <w:pPr>
+        <w:ind w:left="2880" w:hanging="360"/>
+      </w:pPr>
+      <w:rPr>
+        <w:rFonts w:ascii="Symbol" w:hAnsi="Symbol" w:hint="default"/>
+      </w:rPr>
+    </w:lvl>
+    <w:lvl w:ilvl="4" w:tplc="040C0003" w:tentative="1">
+      <w:start w:val="1"/>
+      <w:numFmt w:val="bullet"/>
+      <w:lvlText w:val="o"/>
+      <w:lvlJc w:val="left"/>
+      <w:pPr>
+        <w:ind w:left="3600" w:hanging="360"/>
+      </w:pPr>
+      <w:rPr>
+        <w:rFonts w:ascii="Courier New" w:hAnsi="Courier New" w:cs="Courier New" w:hint="default"/>
+      </w:rPr>
+    </w:lvl>
+    <w:lvl w:ilvl="5" w:tplc="040C0005" w:tentative="1">
+      <w:start w:val="1"/>
+      <w:numFmt w:val="bullet"/>
+      <w:lvlText w:val=""/>
+      <w:lvlJc w:val="left"/>
+      <w:pPr>
+        <w:ind w:left="4320" w:hanging="360"/>
+      </w:pPr>
+      <w:rPr>
+        <w:rFonts w:ascii="Wingdings" w:hAnsi="Wingdings" w:hint="default"/>
+      </w:rPr>
+    </w:lvl>
+    <w:lvl w:ilvl="6" w:tplc="040C0001" w:tentative="1">
+      <w:start w:val="1"/>
+      <w:numFmt w:val="bullet"/>
+      <w:lvlText w:val=""/>
+      <w:lvlJc w:val="left"/>
+      <w:pPr>
+        <w:ind w:left="5040" w:hanging="360"/>
+      </w:pPr>
+      <w:rPr>
+        <w:rFonts w:ascii="Symbol" w:hAnsi="Symbol" w:hint="default"/>
+      </w:rPr>
+    </w:lvl>
+    <w:lvl w:ilvl="7" w:tplc="040C0003" w:tentative="1">
+      <w:start w:val="1"/>
+      <w:numFmt w:val="bullet"/>
+      <w:lvlText w:val="o"/>
+      <w:lvlJc w:val="left"/>
+      <w:pPr>
+        <w:ind w:left="5760" w:hanging="360"/>
+      </w:pPr>
+      <w:rPr>
+        <w:rFonts w:ascii="Courier New" w:hAnsi="Courier New" w:cs="Courier New" w:hint="default"/>
+      </w:rPr>
+    </w:lvl>
+    <w:lvl w:ilvl="8" w:tplc="040C0005" w:tentative="1">
+      <w:start w:val="1"/>
+      <w:numFmt w:val="bullet"/>
+      <w:lvlText w:val=""/>
+      <w:lvlJc w:val="left"/>
+      <w:pPr>
+        <w:ind w:left="6480" w:hanging="360"/>
+      </w:pPr>
+      <w:rPr>
+        <w:rFonts w:ascii="Wingdings" w:hAnsi="Wingdings" w:hint="default"/>
+      </w:rPr>
+    </w:lvl>
+  </w:abstractNum>
+  <w:abstractNum w:abstractNumId="15" w15:restartNumberingAfterBreak="0">
+    <w:nsid w:val="7FB17E64"/>
+    <w:multiLevelType w:val="multilevel"/>
+    <w:tmpl w:val="215AE6C8"/>
+    <w:lvl w:ilvl="0">
+      <w:start w:val="1"/>
+      <w:numFmt w:val="bullet"/>
+      <w:lvlText w:val=""/>
+      <w:lvlJc w:val="left"/>
+      <w:pPr>
+        <w:tabs>
+          <w:tab w:val="num" w:pos="720"/>
+        </w:tabs>
+        <w:ind w:left="720" w:hanging="360"/>
+      </w:pPr>
+      <w:rPr>
+        <w:rFonts w:ascii="Symbol" w:hAnsi="Symbol" w:hint="default"/>
+        <w:sz w:val="20"/>
+      </w:rPr>
+    </w:lvl>
+    <w:lvl w:ilvl="1" w:tentative="1">
+      <w:start w:val="1"/>
+      <w:numFmt w:val="bullet"/>
+      <w:lvlText w:val="o"/>
+      <w:lvlJc w:val="left"/>
+      <w:pPr>
+        <w:tabs>
+          <w:tab w:val="num" w:pos="1440"/>
+        </w:tabs>
+        <w:ind w:left="1440" w:hanging="360"/>
+      </w:pPr>
+      <w:rPr>
+        <w:rFonts w:ascii="Courier New" w:hAnsi="Courier New" w:hint="default"/>
+        <w:sz w:val="20"/>
+      </w:rPr>
+    </w:lvl>
+    <w:lvl w:ilvl="2" w:tentative="1">
+      <w:start w:val="1"/>
+      <w:numFmt w:val="bullet"/>
+      <w:lvlText w:val=""/>
+      <w:lvlJc w:val="left"/>
+      <w:pPr>
+        <w:tabs>
+          <w:tab w:val="num" w:pos="2160"/>
+        </w:tabs>
+        <w:ind w:left="2160" w:hanging="360"/>
+      </w:pPr>
+      <w:rPr>
+        <w:rFonts w:ascii="Wingdings" w:hAnsi="Wingdings" w:hint="default"/>
+        <w:sz w:val="20"/>
+      </w:rPr>
+    </w:lvl>
+    <w:lvl w:ilvl="3" w:tentative="1">
+      <w:start w:val="1"/>
+      <w:numFmt w:val="bullet"/>
+      <w:lvlText w:val=""/>
+      <w:lvlJc w:val="left"/>
+      <w:pPr>
+        <w:tabs>
+          <w:tab w:val="num" w:pos="2880"/>
+        </w:tabs>
+        <w:ind w:left="2880" w:hanging="360"/>
+      </w:pPr>
+      <w:rPr>
+        <w:rFonts w:ascii="Wingdings" w:hAnsi="Wingdings" w:hint="default"/>
+        <w:sz w:val="20"/>
+      </w:rPr>
+    </w:lvl>
+    <w:lvl w:ilvl="4" w:tentative="1">
+      <w:start w:val="1"/>
+      <w:numFmt w:val="bullet"/>
+      <w:lvlText w:val=""/>
+      <w:lvlJc w:val="left"/>
+      <w:pPr>
+        <w:tabs>
+          <w:tab w:val="num" w:pos="3600"/>
+        </w:tabs>
+        <w:ind w:left="3600" w:hanging="360"/>
+      </w:pPr>
+      <w:rPr>
+        <w:rFonts w:ascii="Wingdings" w:hAnsi="Wingdings" w:hint="default"/>
+        <w:sz w:val="20"/>
+      </w:rPr>
+    </w:lvl>
+    <w:lvl w:ilvl="5" w:tentative="1">
+      <w:start w:val="1"/>
+      <w:numFmt w:val="bullet"/>
+      <w:lvlText w:val=""/>
+      <w:lvlJc w:val="left"/>
+      <w:pPr>
+        <w:tabs>
+          <w:tab w:val="num" w:pos="4320"/>
+        </w:tabs>
+        <w:ind w:left="4320" w:hanging="360"/>
+      </w:pPr>
+      <w:rPr>
+        <w:rFonts w:ascii="Wingdings" w:hAnsi="Wingdings" w:hint="default"/>
+        <w:sz w:val="20"/>
+      </w:rPr>
+    </w:lvl>
+    <w:lvl w:ilvl="6" w:tentative="1">
+      <w:start w:val="1"/>
+      <w:numFmt w:val="bullet"/>
+      <w:lvlText w:val=""/>
+      <w:lvlJc w:val="left"/>
+      <w:pPr>
+        <w:tabs>
+          <w:tab w:val="num" w:pos="5040"/>
+        </w:tabs>
+        <w:ind w:left="5040" w:hanging="360"/>
+      </w:pPr>
+      <w:rPr>
+        <w:rFonts w:ascii="Wingdings" w:hAnsi="Wingdings" w:hint="default"/>
+        <w:sz w:val="20"/>
+      </w:rPr>
+    </w:lvl>
+    <w:lvl w:ilvl="7" w:tentative="1">
+      <w:start w:val="1"/>
+      <w:numFmt w:val="bullet"/>
+      <w:lvlText w:val=""/>
+      <w:lvlJc w:val="left"/>
+      <w:pPr>
+        <w:tabs>
+          <w:tab w:val="num" w:pos="5760"/>
+        </w:tabs>
+        <w:ind w:left="5760" w:hanging="360"/>
+      </w:pPr>
+      <w:rPr>
+        <w:rFonts w:ascii="Wingdings" w:hAnsi="Wingdings" w:hint="default"/>
+        <w:sz w:val="20"/>
+      </w:rPr>
+    </w:lvl>
+    <w:lvl w:ilvl="8" w:tentative="1">
+      <w:start w:val="1"/>
+      <w:numFmt w:val="bullet"/>
+      <w:lvlText w:val=""/>
+      <w:lvlJc w:val="left"/>
+      <w:pPr>
+        <w:tabs>
+          <w:tab w:val="num" w:pos="6480"/>
+        </w:tabs>
+        <w:ind w:left="6480" w:hanging="360"/>
+      </w:pPr>
+      <w:rPr>
+        <w:rFonts w:ascii="Wingdings" w:hAnsi="Wingdings" w:hint="default"/>
+        <w:sz w:val="20"/>
       </w:rPr>
     </w:lvl>
   </w:abstractNum>
@@ -2509,12 +2798,24 @@
     <w:abstractNumId w:val="0"/>
   </w:num>
   <w:num w:numId="10" w16cid:durableId="315571342">
+    <w:abstractNumId w:val="12"/>
+  </w:num>
+  <w:num w:numId="11" w16cid:durableId="1254782264">
     <w:abstractNumId w:val="10"/>
   </w:num>
-  <w:num w:numId="11" w16cid:durableId="1254782264">
+  <w:num w:numId="12" w16cid:durableId="89205641">
+    <w:abstractNumId w:val="13"/>
+  </w:num>
+  <w:num w:numId="13" w16cid:durableId="308368237">
+    <w:abstractNumId w:val="15"/>
+  </w:num>
+  <w:num w:numId="14" w16cid:durableId="1701976991">
+    <w:abstractNumId w:val="14"/>
+  </w:num>
+  <w:num w:numId="15" w16cid:durableId="1852261341">
     <w:abstractNumId w:val="9"/>
   </w:num>
-  <w:num w:numId="12" w16cid:durableId="89205641">
+  <w:num w:numId="16" w16cid:durableId="1731029981">
     <w:abstractNumId w:val="11"/>
   </w:num>
 </w:numbering>
@@ -2909,7 +3210,7 @@
   <w:style w:type="paragraph" w:default="1" w:styleId="Normal">
     <w:name w:val="Normal"/>
     <w:qFormat/>
-    <w:rsid w:val="00FC693F"/>
+    <w:rsid w:val="00854FE9"/>
     <w:rPr>
       <w:rFonts w:ascii="Arial" w:hAnsi="Arial"/>
       <w:sz w:val="19"/>
@@ -13903,6 +14204,42 @@
         <w:shd w:val="clear" w:color="auto" w:fill="FBCAA2" w:themeFill="accent6" w:themeFillTint="7F"/>
       </w:tcPr>
     </w:tblStylePr>
+  </w:style>
+  <w:style w:type="character" w:styleId="Lienhypertexte">
+    <w:name w:val="Hyperlink"/>
+    <w:basedOn w:val="Policepardfaut"/>
+    <w:uiPriority w:val="99"/>
+    <w:unhideWhenUsed/>
+    <w:rsid w:val="00453861"/>
+    <w:rPr>
+      <w:color w:val="0000FF" w:themeColor="hyperlink"/>
+      <w:u w:val="single"/>
+    </w:rPr>
+  </w:style>
+  <w:style w:type="character" w:styleId="Mentionnonrsolue">
+    <w:name w:val="Unresolved Mention"/>
+    <w:basedOn w:val="Policepardfaut"/>
+    <w:uiPriority w:val="99"/>
+    <w:semiHidden/>
+    <w:unhideWhenUsed/>
+    <w:rsid w:val="00453861"/>
+    <w:rPr>
+      <w:color w:val="605E5C"/>
+      <w:shd w:val="clear" w:color="auto" w:fill="E1DFDD"/>
+    </w:rPr>
+  </w:style>
+  <w:style w:type="paragraph" w:styleId="NormalWeb">
+    <w:name w:val="Normal (Web)"/>
+    <w:basedOn w:val="Normal"/>
+    <w:uiPriority w:val="99"/>
+    <w:semiHidden/>
+    <w:unhideWhenUsed/>
+    <w:rsid w:val="00C37B36"/>
+    <w:rPr>
+      <w:rFonts w:ascii="Times New Roman" w:hAnsi="Times New Roman" w:cs="Times New Roman"/>
+      <w:sz w:val="24"/>
+      <w:szCs w:val="24"/>
+    </w:rPr>
   </w:style>
 </w:styles>
 </file>
